--- a/deliverables/word-reports/docx/Отчет_ЛР3_Мегерян_Сергей_Сергеевич.docx
+++ b/deliverables/word-reports/docx/Отчет_ЛР3_Мегерян_Сергей_Сергеевич.docx
@@ -141,11 +141,10 @@
         <w:br w:type="page"/>
       </w:r>
     </w:p>
-    <w:p/>
-    <w:p/>
-    <w:p>
-      <w:pPr>
-        <w:spacing w:before="200" w:after="120"/>
+    <w:p>
+      <w:pPr>
+        <w:spacing w:before="240" w:after="120"/>
+        <w:ind w:firstLine="0"/>
       </w:pPr>
       <w:r>
         <w:rPr>
@@ -153,26 +152,266 @@
           <w:b/>
           <w:sz w:val="32"/>
         </w:rPr>
+        <w:t>Содержание</w:t>
+      </w:r>
+    </w:p>
+    <w:p>
+      <w:pPr>
+        <w:spacing w:line="288" w:lineRule="auto"/>
+        <w:ind w:left="0" w:firstLine="0"/>
+      </w:pPr>
+      <w:r>
+        <w:rPr>
+          <w:rFonts w:ascii="Times New Roman" w:hAnsi="Times New Roman" w:eastAsia="Times New Roman"/>
+          <w:sz w:val="28"/>
+        </w:rPr>
         <w:t>Тема работы</w:t>
       </w:r>
     </w:p>
+    <w:p>
+      <w:pPr>
+        <w:spacing w:line="288" w:lineRule="auto"/>
+        <w:ind w:left="0" w:firstLine="0"/>
+      </w:pPr>
+      <w:r>
+        <w:rPr>
+          <w:rFonts w:ascii="Times New Roman" w:hAnsi="Times New Roman" w:eastAsia="Times New Roman"/>
+          <w:sz w:val="28"/>
+        </w:rPr>
+        <w:t>Цель работы</w:t>
+      </w:r>
+    </w:p>
+    <w:p>
+      <w:pPr>
+        <w:spacing w:line="288" w:lineRule="auto"/>
+        <w:ind w:left="0" w:firstLine="0"/>
+      </w:pPr>
+      <w:r>
+        <w:rPr>
+          <w:rFonts w:ascii="Times New Roman" w:hAnsi="Times New Roman" w:eastAsia="Times New Roman"/>
+          <w:sz w:val="28"/>
+        </w:rPr>
+        <w:t>Постановка задачи</w:t>
+      </w:r>
+    </w:p>
+    <w:p>
+      <w:pPr>
+        <w:spacing w:line="288" w:lineRule="auto"/>
+        <w:ind w:left="0" w:firstLine="0"/>
+      </w:pPr>
+      <w:r>
+        <w:rPr>
+          <w:rFonts w:ascii="Times New Roman" w:hAnsi="Times New Roman" w:eastAsia="Times New Roman"/>
+          <w:sz w:val="28"/>
+        </w:rPr>
+        <w:t>Теоретические сведения</w:t>
+      </w:r>
+    </w:p>
+    <w:p>
+      <w:pPr>
+        <w:spacing w:line="288" w:lineRule="auto"/>
+        <w:ind w:left="454" w:firstLine="0"/>
+      </w:pPr>
+      <w:r>
+        <w:rPr>
+          <w:rFonts w:ascii="Times New Roman" w:hAnsi="Times New Roman" w:eastAsia="Times New Roman"/>
+          <w:sz w:val="26"/>
+        </w:rPr>
+        <w:t>Что такое CRC</w:t>
+      </w:r>
+    </w:p>
+    <w:p>
+      <w:pPr>
+        <w:spacing w:line="288" w:lineRule="auto"/>
+        <w:ind w:left="454" w:firstLine="0"/>
+      </w:pPr>
+      <w:r>
+        <w:rPr>
+          <w:rFonts w:ascii="Times New Roman" w:hAnsi="Times New Roman" w:eastAsia="Times New Roman"/>
+          <w:sz w:val="26"/>
+        </w:rPr>
+        <w:t>Порождающий полином</w:t>
+      </w:r>
+    </w:p>
+    <w:p>
+      <w:pPr>
+        <w:spacing w:line="288" w:lineRule="auto"/>
+        <w:ind w:left="454" w:firstLine="0"/>
+      </w:pPr>
+      <w:r>
+        <w:rPr>
+          <w:rFonts w:ascii="Times New Roman" w:hAnsi="Times New Roman" w:eastAsia="Times New Roman"/>
+          <w:sz w:val="26"/>
+        </w:rPr>
+        <w:t>Принцип вычисления CRC-8</w:t>
+      </w:r>
+    </w:p>
+    <w:p>
+      <w:pPr>
+        <w:spacing w:line="288" w:lineRule="auto"/>
+        <w:ind w:left="0" w:firstLine="0"/>
+      </w:pPr>
+      <w:r>
+        <w:rPr>
+          <w:rFonts w:ascii="Times New Roman" w:hAnsi="Times New Roman" w:eastAsia="Times New Roman"/>
+          <w:sz w:val="28"/>
+        </w:rPr>
+        <w:t>Аппаратное и программное обеспечение</w:t>
+      </w:r>
+    </w:p>
+    <w:p>
+      <w:pPr>
+        <w:spacing w:line="288" w:lineRule="auto"/>
+        <w:ind w:left="0" w:firstLine="0"/>
+      </w:pPr>
+      <w:r>
+        <w:rPr>
+          <w:rFonts w:ascii="Times New Roman" w:hAnsi="Times New Roman" w:eastAsia="Times New Roman"/>
+          <w:sz w:val="28"/>
+        </w:rPr>
+        <w:t>Схема подключения</w:t>
+      </w:r>
+    </w:p>
+    <w:p>
+      <w:pPr>
+        <w:spacing w:line="288" w:lineRule="auto"/>
+        <w:ind w:left="0" w:firstLine="0"/>
+      </w:pPr>
+      <w:r>
+        <w:rPr>
+          <w:rFonts w:ascii="Times New Roman" w:hAnsi="Times New Roman" w:eastAsia="Times New Roman"/>
+          <w:sz w:val="28"/>
+        </w:rPr>
+        <w:t>Описание работы программы</w:t>
+      </w:r>
+    </w:p>
+    <w:p>
+      <w:pPr>
+        <w:spacing w:line="288" w:lineRule="auto"/>
+        <w:ind w:left="0" w:firstLine="0"/>
+      </w:pPr>
+      <w:r>
+        <w:rPr>
+          <w:rFonts w:ascii="Times New Roman" w:hAnsi="Times New Roman" w:eastAsia="Times New Roman"/>
+          <w:sz w:val="28"/>
+        </w:rPr>
+        <w:t>Проверка базовой версии со сбросом</w:t>
+      </w:r>
+    </w:p>
+    <w:p>
+      <w:pPr>
+        <w:spacing w:line="288" w:lineRule="auto"/>
+        <w:ind w:left="454" w:firstLine="0"/>
+      </w:pPr>
+      <w:r>
+        <w:rPr>
+          <w:rFonts w:ascii="Times New Roman" w:hAnsi="Times New Roman" w:eastAsia="Times New Roman"/>
+          <w:sz w:val="26"/>
+        </w:rPr>
+        <w:t>Эксперимент 1. Передача одного символа A</w:t>
+      </w:r>
+    </w:p>
+    <w:p>
+      <w:pPr>
+        <w:spacing w:line="288" w:lineRule="auto"/>
+        <w:ind w:left="454" w:firstLine="0"/>
+      </w:pPr>
+      <w:r>
+        <w:rPr>
+          <w:rFonts w:ascii="Times New Roman" w:hAnsi="Times New Roman" w:eastAsia="Times New Roman"/>
+          <w:sz w:val="26"/>
+        </w:rPr>
+        <w:t>Эксперимент 2. Передача строки AAA</w:t>
+      </w:r>
+    </w:p>
+    <w:p>
+      <w:pPr>
+        <w:spacing w:line="288" w:lineRule="auto"/>
+        <w:ind w:left="0" w:firstLine="0"/>
+      </w:pPr>
+      <w:r>
+        <w:rPr>
+          <w:rFonts w:ascii="Times New Roman" w:hAnsi="Times New Roman" w:eastAsia="Times New Roman"/>
+          <w:sz w:val="28"/>
+        </w:rPr>
+        <w:t>Почему при передаче AAA CRC меняется</w:t>
+      </w:r>
+    </w:p>
+    <w:p>
+      <w:pPr>
+        <w:spacing w:line="288" w:lineRule="auto"/>
+        <w:ind w:left="0" w:firstLine="0"/>
+      </w:pPr>
+      <w:r>
+        <w:rPr>
+          <w:rFonts w:ascii="Times New Roman" w:hAnsi="Times New Roman" w:eastAsia="Times New Roman"/>
+          <w:sz w:val="28"/>
+        </w:rPr>
+        <w:t>Проверка измененной версии без сброса</w:t>
+      </w:r>
+    </w:p>
+    <w:p>
+      <w:pPr>
+        <w:spacing w:line="288" w:lineRule="auto"/>
+        <w:ind w:left="0" w:firstLine="0"/>
+      </w:pPr>
+      <w:r>
+        <w:rPr>
+          <w:rFonts w:ascii="Times New Roman" w:hAnsi="Times New Roman" w:eastAsia="Times New Roman"/>
+          <w:sz w:val="28"/>
+        </w:rPr>
+        <w:t>Сравнение двух режимов работы</w:t>
+      </w:r>
+    </w:p>
+    <w:p>
+      <w:pPr>
+        <w:spacing w:line="288" w:lineRule="auto"/>
+        <w:ind w:left="454" w:firstLine="0"/>
+      </w:pPr>
+      <w:r>
+        <w:rPr>
+          <w:rFonts w:ascii="Times New Roman" w:hAnsi="Times New Roman" w:eastAsia="Times New Roman"/>
+          <w:sz w:val="26"/>
+        </w:rPr>
+        <w:t>Версия со сбросом</w:t>
+      </w:r>
+    </w:p>
+    <w:p>
+      <w:pPr>
+        <w:spacing w:line="288" w:lineRule="auto"/>
+        <w:ind w:left="454" w:firstLine="0"/>
+      </w:pPr>
+      <w:r>
+        <w:rPr>
+          <w:rFonts w:ascii="Times New Roman" w:hAnsi="Times New Roman" w:eastAsia="Times New Roman"/>
+          <w:sz w:val="26"/>
+        </w:rPr>
+        <w:t>Версия без сброса</w:t>
+      </w:r>
+    </w:p>
+    <w:p>
+      <w:pPr>
+        <w:spacing w:line="288" w:lineRule="auto"/>
+        <w:ind w:left="0" w:firstLine="0"/>
+      </w:pPr>
+      <w:r>
+        <w:rPr>
+          <w:rFonts w:ascii="Times New Roman" w:hAnsi="Times New Roman" w:eastAsia="Times New Roman"/>
+          <w:sz w:val="28"/>
+        </w:rPr>
+        <w:t>Вывод</w:t>
+      </w:r>
+    </w:p>
+    <w:p>
+      <w:r>
+        <w:br w:type="page"/>
+      </w:r>
+    </w:p>
     <w:p/>
     <w:p>
       <w:pPr>
-        <w:spacing w:line="360" w:lineRule="auto" w:after="80"/>
-        <w:ind w:firstLine="709"/>
-      </w:pPr>
-      <w:r>
-        <w:rPr>
-          <w:i w:val="0"/>
-        </w:rPr>
-        <w:t>Реализация сервера на Arduino Uno для вычисления контрольной суммы CRC-8 сообщений, поступающих с ПК по интерфейсу UART, с выдачей результата по внешнему сигналу.</w:t>
-      </w:r>
-    </w:p>
-    <w:p/>
-    <w:p>
-      <w:pPr>
-        <w:spacing w:before="200" w:after="120"/>
+        <w:spacing w:before="240" w:after="120"/>
+        <w:ind w:firstLine="0"/>
       </w:pPr>
       <w:r>
         <w:rPr>
@@ -180,7 +419,7 @@
           <w:b/>
           <w:sz w:val="32"/>
         </w:rPr>
-        <w:t>Цель работы</w:t>
+        <w:t>Тема работы</w:t>
       </w:r>
     </w:p>
     <w:p/>
@@ -193,13 +432,14 @@
         <w:rPr>
           <w:i w:val="0"/>
         </w:rPr>
-        <w:t>Изучить принципы вычисления циклического избыточного кода CRC-8, освоить прием данных по последовательному интерфейсу UART, реализовать управление выдачей результата с помощью кнопки и сравнить два режима работы: со сбросом и без сброса накопленного остатка.</w:t>
+        <w:t>Реализация сервера на базе Arduino Uno, выполняющего вычисление контрольной суммы CRC-8 для сообщений, принимаемых с ПК по интерфейсу UART, с выдачей результата по внешнему сигналу.</w:t>
       </w:r>
     </w:p>
     <w:p/>
     <w:p>
       <w:pPr>
-        <w:spacing w:before="200" w:after="120"/>
+        <w:spacing w:before="240" w:after="120"/>
+        <w:ind w:firstLine="0"/>
       </w:pPr>
       <w:r>
         <w:rPr>
@@ -207,74 +447,27 @@
           <w:b/>
           <w:sz w:val="32"/>
         </w:rPr>
-        <w:t>Оборудование</w:t>
+        <w:t>Цель работы</w:t>
       </w:r>
     </w:p>
     <w:p/>
     <w:p>
       <w:pPr>
-        <w:pStyle w:val="ListBullet"/>
-      </w:pPr>
-      <w:r>
-        <w:rPr>
-          <w:rFonts w:ascii="Times New Roman" w:hAnsi="Times New Roman" w:eastAsia="Times New Roman"/>
-          <w:sz w:val="28"/>
-        </w:rPr>
-        <w:t>Arduino Uno</w:t>
-      </w:r>
-    </w:p>
-    <w:p>
-      <w:pPr>
-        <w:pStyle w:val="ListBullet"/>
-      </w:pPr>
-      <w:r>
-        <w:rPr>
-          <w:rFonts w:ascii="Times New Roman" w:hAnsi="Times New Roman" w:eastAsia="Times New Roman"/>
-          <w:sz w:val="28"/>
-        </w:rPr>
-        <w:t>тактовая кнопка</w:t>
-      </w:r>
-    </w:p>
-    <w:p>
-      <w:pPr>
-        <w:pStyle w:val="ListBullet"/>
-      </w:pPr>
-      <w:r>
-        <w:rPr>
-          <w:rFonts w:ascii="Times New Roman" w:hAnsi="Times New Roman" w:eastAsia="Times New Roman"/>
-          <w:sz w:val="28"/>
-        </w:rPr>
-        <w:t>соединительные провода</w:t>
-      </w:r>
-    </w:p>
-    <w:p>
-      <w:pPr>
-        <w:pStyle w:val="ListBullet"/>
-      </w:pPr>
-      <w:r>
-        <w:rPr>
-          <w:rFonts w:ascii="Times New Roman" w:hAnsi="Times New Roman" w:eastAsia="Times New Roman"/>
-          <w:sz w:val="28"/>
-        </w:rPr>
-        <w:t>персональный компьютер с Arduino IDE</w:t>
-      </w:r>
-    </w:p>
-    <w:p>
-      <w:pPr>
-        <w:pStyle w:val="ListBullet"/>
-      </w:pPr>
-      <w:r>
-        <w:rPr>
-          <w:rFonts w:ascii="Times New Roman" w:hAnsi="Times New Roman" w:eastAsia="Times New Roman"/>
-          <w:sz w:val="28"/>
-        </w:rPr>
-        <w:t>USB-кабель</w:t>
+        <w:spacing w:line="360" w:lineRule="auto" w:after="80"/>
+        <w:ind w:firstLine="709"/>
+      </w:pPr>
+      <w:r>
+        <w:rPr>
+          <w:i w:val="0"/>
+        </w:rPr>
+        <w:t>Изучить принципы построения циклического избыточного кода CRC-8, реализовать прием данных по последовательному интерфейсу UART, организовать выдачу результата по нажатию кнопки и сравнить два режима работы программы: со сбросом накопленного остатка и без сброса.</w:t>
       </w:r>
     </w:p>
     <w:p/>
     <w:p>
       <w:pPr>
-        <w:spacing w:before="200" w:after="120"/>
+        <w:spacing w:before="240" w:after="120"/>
+        <w:ind w:firstLine="0"/>
       </w:pPr>
       <w:r>
         <w:rPr>
@@ -282,35 +475,37 @@
           <w:b/>
           <w:sz w:val="32"/>
         </w:rPr>
-        <w:t>Схема подключения</w:t>
+        <w:t>Постановка задачи</w:t>
       </w:r>
     </w:p>
     <w:p/>
     <w:p>
       <w:pPr>
-        <w:pStyle w:val="ListBullet"/>
+        <w:spacing w:line="360" w:lineRule="auto" w:after="80"/>
+        <w:ind w:firstLine="709"/>
+      </w:pPr>
+      <w:r>
+        <w:rPr>
+          <w:i w:val="0"/>
+        </w:rPr>
+        <w:t>По техническому заданию требовалось:</w:t>
+      </w:r>
+    </w:p>
+    <w:p/>
+    <w:p>
+      <w:pPr>
+        <w:pStyle w:val="ListNumber"/>
+        <w:spacing w:line="360" w:lineRule="auto"/>
+        <w:ind w:firstLine="0"/>
       </w:pPr>
       <w:r>
         <w:rPr>
           <w:rFonts w:ascii="Times New Roman" w:hAnsi="Times New Roman" w:eastAsia="Times New Roman"/>
           <w:sz w:val="28"/>
         </w:rPr>
-        <w:t>D2 -&gt; кнопка -&gt; GND</w:t>
-      </w:r>
-    </w:p>
-    <w:p>
-      <w:pPr>
-        <w:pStyle w:val="ListBullet"/>
-      </w:pPr>
-      <w:r>
-        <w:rPr>
-          <w:rFonts w:ascii="Times New Roman" w:hAnsi="Times New Roman" w:eastAsia="Times New Roman"/>
-          <w:sz w:val="28"/>
-        </w:rPr>
-        <w:t>USB Arduino -&gt; ПК</w:t>
-      </w:r>
-    </w:p>
-    <w:p/>
+        <w:t>реализовать сервер на базе Arduino, принимающий сообщения от ПК по UART;</w:t>
+      </w:r>
+    </w:p>
     <w:p>
       <w:pPr>
         <w:spacing w:line="360" w:lineRule="auto" w:after="80"/>
@@ -320,13 +515,86 @@
         <w:rPr>
           <w:i w:val="0"/>
         </w:rPr>
-        <w:t>Вход D2 работает в режиме INPUT_PULLUP, поэтому в ненажатом состоянии на нем логическая единица, а при нажатии кнопка замыкает вход на землю.</w:t>
+        <w:t>2. вычислять для принятых данных контрольную сумму CRC-8 по заданному порождающему полиному;</w:t>
+      </w:r>
+    </w:p>
+    <w:p>
+      <w:pPr>
+        <w:spacing w:line="360" w:lineRule="auto" w:after="80"/>
+        <w:ind w:firstLine="709"/>
+      </w:pPr>
+      <w:r>
+        <w:rPr>
+          <w:i w:val="0"/>
+        </w:rPr>
+        <w:t>3. выдавать рассчитанное значение по внешнему сигналу, формируемому тактовой кнопкой;</w:t>
+      </w:r>
+    </w:p>
+    <w:p>
+      <w:pPr>
+        <w:spacing w:line="360" w:lineRule="auto" w:after="80"/>
+        <w:ind w:firstLine="709"/>
+      </w:pPr>
+      <w:r>
+        <w:rPr>
+          <w:i w:val="0"/>
+        </w:rPr>
+        <w:t>4. использовать скорость обмена 9600 бод;</w:t>
+      </w:r>
+    </w:p>
+    <w:p>
+      <w:pPr>
+        <w:spacing w:line="360" w:lineRule="auto" w:after="80"/>
+        <w:ind w:firstLine="709"/>
+      </w:pPr>
+      <w:r>
+        <w:rPr>
+          <w:i w:val="0"/>
+        </w:rPr>
+        <w:t>5. подключить кнопку в режиме внутренней подтяжки INPUT_PULLUP;</w:t>
+      </w:r>
+    </w:p>
+    <w:p>
+      <w:pPr>
+        <w:spacing w:line="360" w:lineRule="auto" w:after="80"/>
+        <w:ind w:firstLine="709"/>
+      </w:pPr>
+      <w:r>
+        <w:rPr>
+          <w:i w:val="0"/>
+        </w:rPr>
+        <w:t>6. провести проверку для одного символа A и для строки AAA;</w:t>
+      </w:r>
+    </w:p>
+    <w:p>
+      <w:pPr>
+        <w:spacing w:line="360" w:lineRule="auto" w:after="80"/>
+        <w:ind w:firstLine="709"/>
+      </w:pPr>
+      <w:r>
+        <w:rPr>
+          <w:i w:val="0"/>
+        </w:rPr>
+        <w:t>7. объяснить, почему при изменении длины сообщения изменяется CRC;</w:t>
+      </w:r>
+    </w:p>
+    <w:p>
+      <w:pPr>
+        <w:spacing w:line="360" w:lineRule="auto" w:after="80"/>
+        <w:ind w:firstLine="709"/>
+      </w:pPr>
+      <w:r>
+        <w:rPr>
+          <w:i w:val="0"/>
+        </w:rPr>
+        <w:t>8. модифицировать программу так, чтобы после нажатия кнопки контрольная сумма не обнулялась, а продолжала накапливаться.</w:t>
       </w:r>
     </w:p>
     <w:p/>
     <w:p>
       <w:pPr>
-        <w:spacing w:before="200" w:after="120"/>
+        <w:spacing w:before="240" w:after="120"/>
+        <w:ind w:firstLine="0"/>
       </w:pPr>
       <w:r>
         <w:rPr>
@@ -334,7 +602,22 @@
           <w:b/>
           <w:sz w:val="32"/>
         </w:rPr>
-        <w:t>Краткое описание работы программы</w:t>
+        <w:t>Теоретические сведения</w:t>
+      </w:r>
+    </w:p>
+    <w:p/>
+    <w:p>
+      <w:pPr>
+        <w:spacing w:before="160" w:after="120"/>
+        <w:ind w:firstLine="0"/>
+      </w:pPr>
+      <w:r>
+        <w:rPr>
+          <w:rFonts w:ascii="Times New Roman" w:hAnsi="Times New Roman" w:eastAsia="Times New Roman"/>
+          <w:b/>
+          <w:sz w:val="28"/>
+        </w:rPr>
+        <w:t>Что такое CRC</w:t>
       </w:r>
     </w:p>
     <w:p/>
@@ -347,13 +630,281 @@
         <w:rPr>
           <w:i w:val="0"/>
         </w:rPr>
-        <w:t>Arduino работает как сервер, принимающий байты по интерфейсу UART со скоростью 9600 бод. Каждый поступивший байт сразу включается в вычисление контрольной суммы CRC-8. Нажатие на кнопку, подключенную к выводу D2, инициирует вывод текущего значения CRC в монитор порта. В первой версии программы после вывода результата аккумулятор CRC сбрасывается, а во второй версии сохраняется, что позволяет продолжать вычисление для всех последующих сообщений без обнуления промежуточного остатка.</w:t>
+        <w:t>CRC (Cyclic Redundancy Check) — это циклический избыточный код, применяемый для контроля целостности данных при передаче и хранении. Метод позволяет обнаруживать случайные ошибки в сообщениях за счет вычисления остатка от деления двоичного полинома сообщения на заранее выбранный порождающий полином.</w:t>
       </w:r>
     </w:p>
     <w:p/>
     <w:p>
       <w:pPr>
-        <w:spacing w:before="200" w:after="120"/>
+        <w:spacing w:line="360" w:lineRule="auto" w:after="80"/>
+        <w:ind w:firstLine="709"/>
+      </w:pPr>
+      <w:r>
+        <w:rPr>
+          <w:i w:val="0"/>
+        </w:rPr>
+        <w:t>На практике CRC широко используется:</w:t>
+      </w:r>
+    </w:p>
+    <w:p/>
+    <w:p>
+      <w:pPr>
+        <w:pStyle w:val="ListBullet"/>
+        <w:spacing w:line="360" w:lineRule="auto"/>
+        <w:ind w:firstLine="0"/>
+      </w:pPr>
+      <w:r>
+        <w:rPr>
+          <w:rFonts w:ascii="Times New Roman" w:hAnsi="Times New Roman" w:eastAsia="Times New Roman"/>
+          <w:sz w:val="28"/>
+        </w:rPr>
+        <w:t>в последовательных интерфейсах передачи данных;</w:t>
+      </w:r>
+    </w:p>
+    <w:p>
+      <w:pPr>
+        <w:pStyle w:val="ListBullet"/>
+        <w:spacing w:line="360" w:lineRule="auto"/>
+        <w:ind w:firstLine="0"/>
+      </w:pPr>
+      <w:r>
+        <w:rPr>
+          <w:rFonts w:ascii="Times New Roman" w:hAnsi="Times New Roman" w:eastAsia="Times New Roman"/>
+          <w:sz w:val="28"/>
+        </w:rPr>
+        <w:t>в сетевых протоколах;</w:t>
+      </w:r>
+    </w:p>
+    <w:p>
+      <w:pPr>
+        <w:pStyle w:val="ListBullet"/>
+        <w:spacing w:line="360" w:lineRule="auto"/>
+        <w:ind w:firstLine="0"/>
+      </w:pPr>
+      <w:r>
+        <w:rPr>
+          <w:rFonts w:ascii="Times New Roman" w:hAnsi="Times New Roman" w:eastAsia="Times New Roman"/>
+          <w:sz w:val="28"/>
+        </w:rPr>
+        <w:t>в системах хранения информации;</w:t>
+      </w:r>
+    </w:p>
+    <w:p>
+      <w:pPr>
+        <w:pStyle w:val="ListBullet"/>
+        <w:spacing w:line="360" w:lineRule="auto"/>
+        <w:ind w:firstLine="0"/>
+      </w:pPr>
+      <w:r>
+        <w:rPr>
+          <w:rFonts w:ascii="Times New Roman" w:hAnsi="Times New Roman" w:eastAsia="Times New Roman"/>
+          <w:sz w:val="28"/>
+        </w:rPr>
+        <w:t>в промышленных и встроенных устройствах.</w:t>
+      </w:r>
+    </w:p>
+    <w:p/>
+    <w:p>
+      <w:pPr>
+        <w:spacing w:line="360" w:lineRule="auto" w:after="80"/>
+        <w:ind w:firstLine="709"/>
+      </w:pPr>
+      <w:r>
+        <w:rPr>
+          <w:i w:val="0"/>
+        </w:rPr>
+        <w:t>Главное назначение CRC — обнаружение искажений данных без существенного увеличения объема передаваемой информации.</w:t>
+      </w:r>
+    </w:p>
+    <w:p/>
+    <w:p>
+      <w:pPr>
+        <w:spacing w:before="160" w:after="120"/>
+        <w:ind w:firstLine="0"/>
+      </w:pPr>
+      <w:r>
+        <w:rPr>
+          <w:rFonts w:ascii="Times New Roman" w:hAnsi="Times New Roman" w:eastAsia="Times New Roman"/>
+          <w:b/>
+          <w:sz w:val="28"/>
+        </w:rPr>
+        <w:t>Порождающий полином</w:t>
+      </w:r>
+    </w:p>
+    <w:p/>
+    <w:p>
+      <w:pPr>
+        <w:spacing w:line="360" w:lineRule="auto" w:after="80"/>
+        <w:ind w:firstLine="709"/>
+      </w:pPr>
+      <w:r>
+        <w:rPr>
+          <w:i w:val="0"/>
+        </w:rPr>
+        <w:t>В данной работе используется стандартный порождающий полином CRC-8:</w:t>
+      </w:r>
+    </w:p>
+    <w:p/>
+    <w:p>
+      <w:pPr>
+        <w:spacing w:line="360" w:lineRule="auto" w:after="80"/>
+        <w:ind w:firstLine="709"/>
+      </w:pPr>
+      <w:r>
+        <w:rPr>
+          <w:i w:val="0"/>
+        </w:rPr>
+        <w:t>G(x) = x^8 + x^2 + x + 1</w:t>
+      </w:r>
+    </w:p>
+    <w:p/>
+    <w:p>
+      <w:pPr>
+        <w:spacing w:line="360" w:lineRule="auto" w:after="80"/>
+        <w:ind w:firstLine="709"/>
+      </w:pPr>
+      <w:r>
+        <w:rPr>
+          <w:i w:val="0"/>
+        </w:rPr>
+        <w:t>В шестнадцатеричной записи в программе он задается как:</w:t>
+      </w:r>
+    </w:p>
+    <w:p/>
+    <w:p>
+      <w:pPr>
+        <w:spacing w:line="360" w:lineRule="auto" w:after="80"/>
+        <w:ind w:firstLine="709"/>
+      </w:pPr>
+      <w:r>
+        <w:rPr>
+          <w:i w:val="0"/>
+        </w:rPr>
+        <w:t>0x07</w:t>
+      </w:r>
+    </w:p>
+    <w:p/>
+    <w:p>
+      <w:pPr>
+        <w:spacing w:line="360" w:lineRule="auto" w:after="80"/>
+        <w:ind w:firstLine="709"/>
+      </w:pPr>
+      <w:r>
+        <w:rPr>
+          <w:i w:val="0"/>
+        </w:rPr>
+        <w:t>Старший член x^8 в программной записи не хранится явно, поэтому в коде остается только младшая часть полинома. Именно с этим полиномом выполняется побитовая обработка каждого входного байта.</w:t>
+      </w:r>
+    </w:p>
+    <w:p/>
+    <w:p>
+      <w:pPr>
+        <w:spacing w:before="160" w:after="120"/>
+        <w:ind w:firstLine="0"/>
+      </w:pPr>
+      <w:r>
+        <w:rPr>
+          <w:rFonts w:ascii="Times New Roman" w:hAnsi="Times New Roman" w:eastAsia="Times New Roman"/>
+          <w:b/>
+          <w:sz w:val="28"/>
+        </w:rPr>
+        <w:t>Принцип вычисления CRC-8</w:t>
+      </w:r>
+    </w:p>
+    <w:p/>
+    <w:p>
+      <w:pPr>
+        <w:spacing w:line="360" w:lineRule="auto" w:after="80"/>
+        <w:ind w:firstLine="709"/>
+      </w:pPr>
+      <w:r>
+        <w:rPr>
+          <w:i w:val="0"/>
+        </w:rPr>
+        <w:t>Алгоритм вычисления реализован побитово и состоит из следующих шагов:</w:t>
+      </w:r>
+    </w:p>
+    <w:p/>
+    <w:p>
+      <w:pPr>
+        <w:pStyle w:val="ListNumber"/>
+        <w:spacing w:line="360" w:lineRule="auto"/>
+        <w:ind w:firstLine="0"/>
+      </w:pPr>
+      <w:r>
+        <w:rPr>
+          <w:rFonts w:ascii="Times New Roman" w:hAnsi="Times New Roman" w:eastAsia="Times New Roman"/>
+          <w:sz w:val="28"/>
+        </w:rPr>
+        <w:t>очередной принятый байт включается в текущий остаток CRC операцией XOR;</w:t>
+      </w:r>
+    </w:p>
+    <w:p>
+      <w:pPr>
+        <w:spacing w:line="360" w:lineRule="auto" w:after="80"/>
+        <w:ind w:firstLine="709"/>
+      </w:pPr>
+      <w:r>
+        <w:rPr>
+          <w:i w:val="0"/>
+        </w:rPr>
+        <w:t>2. далее выполняются восемь циклов обработки — по числу бит в байте;</w:t>
+      </w:r>
+    </w:p>
+    <w:p>
+      <w:pPr>
+        <w:spacing w:line="360" w:lineRule="auto" w:after="80"/>
+        <w:ind w:firstLine="709"/>
+      </w:pPr>
+      <w:r>
+        <w:rPr>
+          <w:i w:val="0"/>
+        </w:rPr>
+        <w:t>3. если старший бит остатка равен 1, остаток сдвигается влево и затем выполняется XOR с полиномом 0x07;</w:t>
+      </w:r>
+    </w:p>
+    <w:p>
+      <w:pPr>
+        <w:spacing w:line="360" w:lineRule="auto" w:after="80"/>
+        <w:ind w:firstLine="709"/>
+      </w:pPr>
+      <w:r>
+        <w:rPr>
+          <w:i w:val="0"/>
+        </w:rPr>
+        <w:t>4. если старший бит равен 0, выполняется только сдвиг влево;</w:t>
+      </w:r>
+    </w:p>
+    <w:p>
+      <w:pPr>
+        <w:spacing w:line="360" w:lineRule="auto" w:after="80"/>
+        <w:ind w:firstLine="709"/>
+      </w:pPr>
+      <w:r>
+        <w:rPr>
+          <w:i w:val="0"/>
+        </w:rPr>
+        <w:t>5. после обработки всех принятых байтов формируется итоговая контрольная сумма.</w:t>
+      </w:r>
+    </w:p>
+    <w:p/>
+    <w:p>
+      <w:pPr>
+        <w:spacing w:line="360" w:lineRule="auto" w:after="80"/>
+        <w:ind w:firstLine="709"/>
+      </w:pPr>
+      <w:r>
+        <w:rPr>
+          <w:i w:val="0"/>
+        </w:rPr>
+        <w:t>С математической точки зрения это эквивалентно делению двоичного полинома сообщения на порождающий полином по модулю 2.</w:t>
+      </w:r>
+    </w:p>
+    <w:p/>
+    <w:p>
+      <w:pPr>
+        <w:spacing w:before="240" w:after="120"/>
+        <w:ind w:firstLine="0"/>
       </w:pPr>
       <w:r>
         <w:rPr>
@@ -361,7 +912,7 @@
           <w:b/>
           <w:sz w:val="32"/>
         </w:rPr>
-        <w:t>Что такое CRC</w:t>
+        <w:t>Аппаратное и программное обеспечение</w:t>
       </w:r>
     </w:p>
     <w:p/>
@@ -374,88 +925,85 @@
         <w:rPr>
           <w:i w:val="0"/>
         </w:rPr>
-        <w:t>CRC (Cyclic Redundancy Check) — это циклический избыточный код, применяемый для обнаружения ошибок при передаче или хранении данных. Смысл метода заключается в том, что исходное сообщение рассматривается как двоичный полином и делится по модулю 2 на заранее выбранный порождающий полином. Остаток от такого деления и является контрольной суммой.</w:t>
+        <w:t>В работе использовались:</w:t>
       </w:r>
     </w:p>
     <w:p/>
     <w:p>
       <w:pPr>
-        <w:spacing w:line="360" w:lineRule="auto" w:after="80"/>
-        <w:ind w:firstLine="709"/>
-      </w:pPr>
-      <w:r>
-        <w:rPr>
-          <w:i w:val="0"/>
-        </w:rPr>
-        <w:t>CRC широко применяется:</w:t>
-      </w:r>
-    </w:p>
-    <w:p/>
-    <w:p>
-      <w:pPr>
         <w:pStyle w:val="ListBullet"/>
+        <w:spacing w:line="360" w:lineRule="auto"/>
+        <w:ind w:firstLine="0"/>
       </w:pPr>
       <w:r>
         <w:rPr>
           <w:rFonts w:ascii="Times New Roman" w:hAnsi="Times New Roman" w:eastAsia="Times New Roman"/>
           <w:sz w:val="28"/>
         </w:rPr>
-        <w:t>в последовательных протоколах передачи данных;</w:t>
+        <w:t>плата Arduino Uno;</w:t>
       </w:r>
     </w:p>
     <w:p>
       <w:pPr>
         <w:pStyle w:val="ListBullet"/>
+        <w:spacing w:line="360" w:lineRule="auto"/>
+        <w:ind w:firstLine="0"/>
       </w:pPr>
       <w:r>
         <w:rPr>
           <w:rFonts w:ascii="Times New Roman" w:hAnsi="Times New Roman" w:eastAsia="Times New Roman"/>
           <w:sz w:val="28"/>
         </w:rPr>
-        <w:t>в сетевых интерфейсах;</w:t>
+        <w:t>одна тактовая кнопка;</w:t>
       </w:r>
     </w:p>
     <w:p>
       <w:pPr>
         <w:pStyle w:val="ListBullet"/>
+        <w:spacing w:line="360" w:lineRule="auto"/>
+        <w:ind w:firstLine="0"/>
       </w:pPr>
       <w:r>
         <w:rPr>
           <w:rFonts w:ascii="Times New Roman" w:hAnsi="Times New Roman" w:eastAsia="Times New Roman"/>
           <w:sz w:val="28"/>
         </w:rPr>
-        <w:t>в системах хранения данных;</w:t>
+        <w:t>макетная плата и соединительные провода;</w:t>
       </w:r>
     </w:p>
     <w:p>
       <w:pPr>
         <w:pStyle w:val="ListBullet"/>
+        <w:spacing w:line="360" w:lineRule="auto"/>
+        <w:ind w:firstLine="0"/>
       </w:pPr>
       <w:r>
         <w:rPr>
           <w:rFonts w:ascii="Times New Roman" w:hAnsi="Times New Roman" w:eastAsia="Times New Roman"/>
           <w:sz w:val="28"/>
         </w:rPr>
-        <w:t>в промышленных и встроенных устройствах.</w:t>
+        <w:t>персональный компьютер с Arduino IDE;</w:t>
+      </w:r>
+    </w:p>
+    <w:p>
+      <w:pPr>
+        <w:pStyle w:val="ListBullet"/>
+        <w:spacing w:line="360" w:lineRule="auto"/>
+        <w:ind w:firstLine="0"/>
+      </w:pPr>
+      <w:r>
+        <w:rPr>
+          <w:rFonts w:ascii="Times New Roman" w:hAnsi="Times New Roman" w:eastAsia="Times New Roman"/>
+          <w:sz w:val="28"/>
+        </w:rPr>
+        <w:t>USB-кабель для связи с ПК.</w:t>
       </w:r>
     </w:p>
     <w:p/>
     <w:p>
       <w:pPr>
-        <w:spacing w:line="360" w:lineRule="auto" w:after="80"/>
-        <w:ind w:firstLine="709"/>
-      </w:pPr>
-      <w:r>
-        <w:rPr>
-          <w:i w:val="0"/>
-        </w:rPr>
-        <w:t>Главная цель CRC — быстро обнаружить случайные ошибки в передаваемых данных.</w:t>
-      </w:r>
-    </w:p>
-    <w:p/>
-    <w:p>
-      <w:pPr>
-        <w:spacing w:before="200" w:after="120"/>
+        <w:spacing w:before="240" w:after="120"/>
+        <w:ind w:firstLine="0"/>
       </w:pPr>
       <w:r>
         <w:rPr>
@@ -463,7 +1011,7 @@
           <w:b/>
           <w:sz w:val="32"/>
         </w:rPr>
-        <w:t>Порождающий полином</w:t>
+        <w:t>Схема подключения</w:t>
       </w:r>
     </w:p>
     <w:p/>
@@ -476,7 +1024,36 @@
         <w:rPr>
           <w:i w:val="0"/>
         </w:rPr>
-        <w:t>В работе используется стандартный полином CRC-8:</w:t>
+        <w:t>Схема включает только кнопку и подключение платы к компьютеру:</w:t>
+      </w:r>
+    </w:p>
+    <w:p/>
+    <w:p>
+      <w:pPr>
+        <w:pStyle w:val="ListBullet"/>
+        <w:spacing w:line="360" w:lineRule="auto"/>
+        <w:ind w:firstLine="0"/>
+      </w:pPr>
+      <w:r>
+        <w:rPr>
+          <w:rFonts w:ascii="Times New Roman" w:hAnsi="Times New Roman" w:eastAsia="Times New Roman"/>
+          <w:sz w:val="28"/>
+        </w:rPr>
+        <w:t>D2 -&gt; кнопка -&gt; GND;</w:t>
+      </w:r>
+    </w:p>
+    <w:p>
+      <w:pPr>
+        <w:pStyle w:val="ListBullet"/>
+        <w:spacing w:line="360" w:lineRule="auto"/>
+        <w:ind w:firstLine="0"/>
+      </w:pPr>
+      <w:r>
+        <w:rPr>
+          <w:rFonts w:ascii="Times New Roman" w:hAnsi="Times New Roman" w:eastAsia="Times New Roman"/>
+          <w:sz w:val="28"/>
+        </w:rPr>
+        <w:t>USB Arduino -&gt; ПК.</w:t>
       </w:r>
     </w:p>
     <w:p/>
@@ -489,52 +1066,14 @@
         <w:rPr>
           <w:i w:val="0"/>
         </w:rPr>
-        <w:t>G(x) = x^8 + x^2 + x + 1</w:t>
+        <w:t>Вход D2 настроен в режиме INPUT_PULLUP, поэтому при отпущенной кнопке на входе поддерживается логическая единица, а при нажатии вход замыкается на землю и фиксируется логический ноль.</w:t>
       </w:r>
     </w:p>
     <w:p/>
     <w:p>
       <w:pPr>
-        <w:spacing w:line="360" w:lineRule="auto" w:after="80"/>
-        <w:ind w:firstLine="709"/>
-      </w:pPr>
-      <w:r>
-        <w:rPr>
-          <w:i w:val="0"/>
-        </w:rPr>
-        <w:t>В шестнадцатеричном виде в программе он задается как:</w:t>
-      </w:r>
-    </w:p>
-    <w:p/>
-    <w:p>
-      <w:pPr>
-        <w:spacing w:line="360" w:lineRule="auto" w:after="80"/>
-        <w:ind w:firstLine="709"/>
-      </w:pPr>
-      <w:r>
-        <w:rPr>
-          <w:i w:val="0"/>
-        </w:rPr>
-        <w:t>0x07</w:t>
-      </w:r>
-    </w:p>
-    <w:p/>
-    <w:p>
-      <w:pPr>
-        <w:spacing w:line="360" w:lineRule="auto" w:after="80"/>
-        <w:ind w:firstLine="709"/>
-      </w:pPr>
-      <w:r>
-        <w:rPr>
-          <w:i w:val="0"/>
-        </w:rPr>
-        <w:t>Старший член x^8 в программной записи обычно не хранится явно, поэтому в коде остается только младшая часть полинома.</w:t>
-      </w:r>
-    </w:p>
-    <w:p/>
-    <w:p>
-      <w:pPr>
-        <w:spacing w:before="200" w:after="120"/>
+        <w:spacing w:before="240" w:after="120"/>
+        <w:ind w:firstLine="0"/>
       </w:pPr>
       <w:r>
         <w:rPr>
@@ -542,7 +1081,7 @@
           <w:b/>
           <w:sz w:val="32"/>
         </w:rPr>
-        <w:t>Как выполняется вычисление CRC-8</w:t>
+        <w:t>Описание работы программы</w:t>
       </w:r>
     </w:p>
     <w:p/>
@@ -555,87 +1094,56 @@
         <w:rPr>
           <w:i w:val="0"/>
         </w:rPr>
-        <w:t>Алгоритм реализован побитово:</w:t>
+        <w:t>В программе Arduino Uno функционирует как сервер, принимающий байты от ПК по интерфейсу UART со скоростью 9600 бод. Каждый принятый байт немедленно включается в процесс расчета CRC-8. При нажатии кнопки, подключенной к выводу D2, текущее значение контрольной суммы выводится в Serial Monitor.</w:t>
       </w:r>
     </w:p>
     <w:p/>
     <w:p>
       <w:pPr>
-        <w:pStyle w:val="ListNumber"/>
+        <w:spacing w:line="360" w:lineRule="auto" w:after="80"/>
+        <w:ind w:firstLine="709"/>
+      </w:pPr>
+      <w:r>
+        <w:rPr>
+          <w:i w:val="0"/>
+        </w:rPr>
+        <w:t>В репозитории подготовлены две версии программы:</w:t>
+      </w:r>
+    </w:p>
+    <w:p/>
+    <w:p>
+      <w:pPr>
+        <w:pStyle w:val="ListBullet"/>
+        <w:spacing w:line="360" w:lineRule="auto"/>
+        <w:ind w:firstLine="0"/>
       </w:pPr>
       <w:r>
         <w:rPr>
           <w:rFonts w:ascii="Times New Roman" w:hAnsi="Times New Roman" w:eastAsia="Times New Roman"/>
           <w:sz w:val="28"/>
         </w:rPr>
-        <w:t>В текущий остаток CRC включается очередной байт сообщения операцией XOR.</w:t>
-      </w:r>
-    </w:p>
-    <w:p>
-      <w:pPr>
-        <w:spacing w:line="360" w:lineRule="auto" w:after="80"/>
-        <w:ind w:firstLine="709"/>
-      </w:pPr>
-      <w:r>
-        <w:rPr>
-          <w:i w:val="0"/>
-        </w:rPr>
-        <w:t>2. Далее выполняются восемь шагов обработки, по одному на каждый бит.</w:t>
-      </w:r>
-    </w:p>
-    <w:p>
-      <w:pPr>
-        <w:spacing w:line="360" w:lineRule="auto" w:after="80"/>
-        <w:ind w:firstLine="709"/>
-      </w:pPr>
-      <w:r>
-        <w:rPr>
-          <w:i w:val="0"/>
-        </w:rPr>
-        <w:t>3. Если старший бит остатка равен 1, остаток сдвигается влево и затем выполняется XOR с полиномом.</w:t>
-      </w:r>
-    </w:p>
-    <w:p>
-      <w:pPr>
-        <w:spacing w:line="360" w:lineRule="auto" w:after="80"/>
-        <w:ind w:firstLine="709"/>
-      </w:pPr>
-      <w:r>
-        <w:rPr>
-          <w:i w:val="0"/>
-        </w:rPr>
-        <w:t>4. Если старший бит равен 0, выполняется только сдвиг.</w:t>
-      </w:r>
-    </w:p>
-    <w:p>
-      <w:pPr>
-        <w:spacing w:line="360" w:lineRule="auto" w:after="80"/>
-        <w:ind w:firstLine="709"/>
-      </w:pPr>
-      <w:r>
-        <w:rPr>
-          <w:i w:val="0"/>
-        </w:rPr>
-        <w:t>5. После обработки всех байтов получается итоговый остаток — контрольная сумма CRC-8.</w:t>
+        <w:t>lab3_crc8_reset/lab3_crc8_reset.ino — версия, в которой после вывода результата аккумулятор CRC сбрасывается;</w:t>
+      </w:r>
+    </w:p>
+    <w:p>
+      <w:pPr>
+        <w:pStyle w:val="ListBullet"/>
+        <w:spacing w:line="360" w:lineRule="auto"/>
+        <w:ind w:firstLine="0"/>
+      </w:pPr>
+      <w:r>
+        <w:rPr>
+          <w:rFonts w:ascii="Times New Roman" w:hAnsi="Times New Roman" w:eastAsia="Times New Roman"/>
+          <w:sz w:val="28"/>
+        </w:rPr>
+        <w:t>lab3_crc8_accumulate/lab3_crc8_accumulate.ino — версия, в которой после вывода результата состояние аккумулятора сохраняется и дальнейшие сообщения продолжают накапливаться.</w:t>
       </w:r>
     </w:p>
     <w:p/>
     <w:p>
       <w:pPr>
-        <w:spacing w:line="360" w:lineRule="auto" w:after="80"/>
-        <w:ind w:firstLine="709"/>
-      </w:pPr>
-      <w:r>
-        <w:rPr>
-          <w:i w:val="0"/>
-        </w:rPr>
-        <w:t>В логическом смысле это эквивалентно делению двоичного полинома сообщения на порождающий полином по модулю 2.</w:t>
-      </w:r>
-    </w:p>
-    <w:p/>
-    <w:p>
-      <w:pPr>
-        <w:spacing w:before="200" w:after="120"/>
+        <w:spacing w:before="240" w:after="120"/>
+        <w:ind w:firstLine="0"/>
       </w:pPr>
       <w:r>
         <w:rPr>
@@ -643,7 +1151,7 @@
           <w:b/>
           <w:sz w:val="32"/>
         </w:rPr>
-        <w:t>Листинг программы</w:t>
+        <w:t>Проверка базовой версии со сбросом</w:t>
       </w:r>
     </w:p>
     <w:p/>
@@ -656,38 +1164,148 @@
         <w:rPr>
           <w:i w:val="0"/>
         </w:rPr>
-        <w:t>В репозитории подготовлены две версии:</w:t>
+        <w:t>Для проверки использовался Serial Monitor со скоростью 9600 бод в режиме No line ending.</w:t>
       </w:r>
     </w:p>
     <w:p/>
     <w:p>
       <w:pPr>
-        <w:pStyle w:val="ListBullet"/>
+        <w:spacing w:before="160" w:after="120"/>
+        <w:ind w:firstLine="0"/>
       </w:pPr>
       <w:r>
         <w:rPr>
           <w:rFonts w:ascii="Times New Roman" w:hAnsi="Times New Roman" w:eastAsia="Times New Roman"/>
+          <w:b/>
           <w:sz w:val="28"/>
         </w:rPr>
-        <w:t>lab3_crc8_reset/lab3_crc8_reset.ino — версия со сбросом CRC после выдачи;</w:t>
-      </w:r>
-    </w:p>
-    <w:p>
-      <w:pPr>
-        <w:pStyle w:val="ListBullet"/>
+        <w:t>Эксперимент 1. Передача одного символа A</w:t>
+      </w:r>
+    </w:p>
+    <w:p/>
+    <w:p>
+      <w:pPr>
+        <w:spacing w:line="360" w:lineRule="auto" w:after="80"/>
+        <w:ind w:firstLine="709"/>
+      </w:pPr>
+      <w:r>
+        <w:rPr>
+          <w:i w:val="0"/>
+        </w:rPr>
+        <w:t>На вход передается один байт:</w:t>
+      </w:r>
+    </w:p>
+    <w:p/>
+    <w:p>
+      <w:pPr>
+        <w:spacing w:line="360" w:lineRule="auto" w:after="80"/>
+        <w:ind w:firstLine="709"/>
+      </w:pPr>
+      <w:r>
+        <w:rPr>
+          <w:i w:val="0"/>
+        </w:rPr>
+        <w:t>0x41</w:t>
+      </w:r>
+    </w:p>
+    <w:p/>
+    <w:p>
+      <w:pPr>
+        <w:spacing w:line="360" w:lineRule="auto" w:after="80"/>
+        <w:ind w:firstLine="709"/>
+      </w:pPr>
+      <w:r>
+        <w:rPr>
+          <w:i w:val="0"/>
+        </w:rPr>
+        <w:t>После нажатия кнопки программа выдает:</w:t>
+      </w:r>
+    </w:p>
+    <w:p/>
+    <w:p>
+      <w:pPr>
+        <w:spacing w:line="360" w:lineRule="auto" w:after="80"/>
+        <w:ind w:firstLine="709"/>
+      </w:pPr>
+      <w:r>
+        <w:rPr>
+          <w:i w:val="0"/>
+        </w:rPr>
+        <w:t>CRC-8 = 0xC0</w:t>
+      </w:r>
+    </w:p>
+    <w:p/>
+    <w:p>
+      <w:pPr>
+        <w:spacing w:before="160" w:after="120"/>
+        <w:ind w:firstLine="0"/>
       </w:pPr>
       <w:r>
         <w:rPr>
           <w:rFonts w:ascii="Times New Roman" w:hAnsi="Times New Roman" w:eastAsia="Times New Roman"/>
+          <w:b/>
           <w:sz w:val="28"/>
         </w:rPr>
-        <w:t>lab3_crc8_accumulate/lab3_crc8_accumulate.ino — версия без сброса CRC после выдачи.</w:t>
+        <w:t>Эксперимент 2. Передача строки AAA</w:t>
       </w:r>
     </w:p>
     <w:p/>
     <w:p>
       <w:pPr>
-        <w:spacing w:before="200" w:after="120"/>
+        <w:spacing w:line="360" w:lineRule="auto" w:after="80"/>
+        <w:ind w:firstLine="709"/>
+      </w:pPr>
+      <w:r>
+        <w:rPr>
+          <w:i w:val="0"/>
+        </w:rPr>
+        <w:t>После сброса аккумулятора передаются три байта:</w:t>
+      </w:r>
+    </w:p>
+    <w:p/>
+    <w:p>
+      <w:pPr>
+        <w:spacing w:line="360" w:lineRule="auto" w:after="80"/>
+        <w:ind w:firstLine="709"/>
+      </w:pPr>
+      <w:r>
+        <w:rPr>
+          <w:i w:val="0"/>
+        </w:rPr>
+        <w:t>0x41 0x41 0x41</w:t>
+      </w:r>
+    </w:p>
+    <w:p/>
+    <w:p>
+      <w:pPr>
+        <w:spacing w:line="360" w:lineRule="auto" w:after="80"/>
+        <w:ind w:firstLine="709"/>
+      </w:pPr>
+      <w:r>
+        <w:rPr>
+          <w:i w:val="0"/>
+        </w:rPr>
+        <w:t>После нажатия кнопки программа выдает:</w:t>
+      </w:r>
+    </w:p>
+    <w:p/>
+    <w:p>
+      <w:pPr>
+        <w:spacing w:line="360" w:lineRule="auto" w:after="80"/>
+        <w:ind w:firstLine="709"/>
+      </w:pPr>
+      <w:r>
+        <w:rPr>
+          <w:i w:val="0"/>
+        </w:rPr>
+        <w:t>CRC-8 = 0x63</w:t>
+      </w:r>
+    </w:p>
+    <w:p/>
+    <w:p>
+      <w:pPr>
+        <w:spacing w:before="240" w:after="120"/>
+        <w:ind w:firstLine="0"/>
       </w:pPr>
       <w:r>
         <w:rPr>
@@ -695,7 +1313,7 @@
           <w:b/>
           <w:sz w:val="32"/>
         </w:rPr>
-        <w:t>Проверка базовой версии</w:t>
+        <w:t>Почему при передаче AAA CRC меняется</w:t>
       </w:r>
     </w:p>
     <w:p/>
@@ -708,13 +1326,173 @@
         <w:rPr>
           <w:i w:val="0"/>
         </w:rPr>
-        <w:t>Для проверки нужно открыть Serial Monitor со скоростью 9600 бод и выбрать режим No line ending.</w:t>
+        <w:t>Контрольная сумма CRC зависит не только от значения отдельных символов, но и от длины сообщения, порядка байтов и промежуточного остатка после каждого шага обработки. После вычисления CRC для первого символа A формируется определенный остаток. Когда затем принимаются еще два символа A, дальнейшая обработка уже выполняется не с нулевого состояния, а с полученным промежуточным значением. Поэтому итоговая сумма для AAA отличается от суммы для одного символа A.</w:t>
       </w:r>
     </w:p>
     <w:p/>
     <w:p>
       <w:pPr>
-        <w:spacing w:before="200" w:after="120"/>
+        <w:spacing w:line="360" w:lineRule="auto" w:after="80"/>
+        <w:ind w:firstLine="709"/>
+      </w:pPr>
+      <w:r>
+        <w:rPr>
+          <w:i w:val="0"/>
+        </w:rPr>
+        <w:t>Следовательно, CRC(A) и CRC(AAA) относятся к двум разным сообщениям и не обязаны совпадать.</w:t>
+      </w:r>
+    </w:p>
+    <w:p/>
+    <w:p>
+      <w:pPr>
+        <w:spacing w:before="240" w:after="120"/>
+        <w:ind w:firstLine="0"/>
+      </w:pPr>
+      <w:r>
+        <w:rPr>
+          <w:rFonts w:ascii="Times New Roman" w:hAnsi="Times New Roman" w:eastAsia="Times New Roman"/>
+          <w:b/>
+          <w:sz w:val="32"/>
+        </w:rPr>
+        <w:t>Проверка измененной версии без сброса</w:t>
+      </w:r>
+    </w:p>
+    <w:p/>
+    <w:p>
+      <w:pPr>
+        <w:spacing w:line="360" w:lineRule="auto" w:after="80"/>
+        <w:ind w:firstLine="709"/>
+      </w:pPr>
+      <w:r>
+        <w:rPr>
+          <w:i w:val="0"/>
+        </w:rPr>
+        <w:t>Во второй версии программы после нажатия кнопки аккумулятор CRC не обнуляется.</w:t>
+      </w:r>
+    </w:p>
+    <w:p/>
+    <w:p>
+      <w:pPr>
+        <w:spacing w:line="360" w:lineRule="auto" w:after="80"/>
+        <w:ind w:firstLine="709"/>
+      </w:pPr>
+      <w:r>
+        <w:rPr>
+          <w:i w:val="0"/>
+        </w:rPr>
+        <w:t>Если:</w:t>
+      </w:r>
+    </w:p>
+    <w:p/>
+    <w:p>
+      <w:pPr>
+        <w:pStyle w:val="ListNumber"/>
+        <w:spacing w:line="360" w:lineRule="auto"/>
+        <w:ind w:firstLine="0"/>
+      </w:pPr>
+      <w:r>
+        <w:rPr>
+          <w:rFonts w:ascii="Times New Roman" w:hAnsi="Times New Roman" w:eastAsia="Times New Roman"/>
+          <w:sz w:val="28"/>
+        </w:rPr>
+        <w:t>отправить A;</w:t>
+      </w:r>
+    </w:p>
+    <w:p>
+      <w:pPr>
+        <w:spacing w:line="360" w:lineRule="auto" w:after="80"/>
+        <w:ind w:firstLine="709"/>
+      </w:pPr>
+      <w:r>
+        <w:rPr>
+          <w:i w:val="0"/>
+        </w:rPr>
+        <w:t>2. нажать кнопку;</w:t>
+      </w:r>
+    </w:p>
+    <w:p>
+      <w:pPr>
+        <w:spacing w:line="360" w:lineRule="auto" w:after="80"/>
+        <w:ind w:firstLine="709"/>
+      </w:pPr>
+      <w:r>
+        <w:rPr>
+          <w:i w:val="0"/>
+        </w:rPr>
+        <w:t>3. затем отправить AAA;</w:t>
+      </w:r>
+    </w:p>
+    <w:p>
+      <w:pPr>
+        <w:spacing w:line="360" w:lineRule="auto" w:after="80"/>
+        <w:ind w:firstLine="709"/>
+      </w:pPr>
+      <w:r>
+        <w:rPr>
+          <w:i w:val="0"/>
+        </w:rPr>
+        <w:t>4. снова нажать кнопку,</w:t>
+      </w:r>
+    </w:p>
+    <w:p/>
+    <w:p>
+      <w:pPr>
+        <w:spacing w:line="360" w:lineRule="auto" w:after="80"/>
+        <w:ind w:firstLine="709"/>
+      </w:pPr>
+      <w:r>
+        <w:rPr>
+          <w:i w:val="0"/>
+        </w:rPr>
+        <w:t>то итоговая контрольная сумма будет вычисляться уже не только для новой строки AAA, а для всей накопленной последовательности AAAA.</w:t>
+      </w:r>
+    </w:p>
+    <w:p/>
+    <w:p>
+      <w:pPr>
+        <w:spacing w:line="360" w:lineRule="auto" w:after="80"/>
+        <w:ind w:firstLine="709"/>
+      </w:pPr>
+      <w:r>
+        <w:rPr>
+          <w:i w:val="0"/>
+        </w:rPr>
+        <w:t>В этом случае ожидаемое значение:</w:t>
+      </w:r>
+    </w:p>
+    <w:p/>
+    <w:p>
+      <w:pPr>
+        <w:spacing w:line="360" w:lineRule="auto" w:after="80"/>
+        <w:ind w:firstLine="709"/>
+      </w:pPr>
+      <w:r>
+        <w:rPr>
+          <w:i w:val="0"/>
+        </w:rPr>
+        <w:t>CRC-8 = 0xEE</w:t>
+      </w:r>
+    </w:p>
+    <w:p/>
+    <w:p>
+      <w:pPr>
+        <w:spacing w:before="240" w:after="120"/>
+        <w:ind w:firstLine="0"/>
+      </w:pPr>
+      <w:r>
+        <w:rPr>
+          <w:rFonts w:ascii="Times New Roman" w:hAnsi="Times New Roman" w:eastAsia="Times New Roman"/>
+          <w:b/>
+          <w:sz w:val="32"/>
+        </w:rPr>
+        <w:t>Сравнение двух режимов работы</w:t>
+      </w:r>
+    </w:p>
+    <w:p/>
+    <w:p>
+      <w:pPr>
+        <w:spacing w:before="160" w:after="120"/>
+        <w:ind w:firstLine="0"/>
       </w:pPr>
       <w:r>
         <w:rPr>
@@ -722,65 +1500,57 @@
           <w:b/>
           <w:sz w:val="28"/>
         </w:rPr>
-        <w:t>Эксперимент 1. Передача одного символа A</w:t>
+        <w:t>Версия со сбросом</w:t>
       </w:r>
     </w:p>
     <w:p/>
     <w:p>
       <w:pPr>
-        <w:spacing w:line="360" w:lineRule="auto" w:after="80"/>
-        <w:ind w:firstLine="709"/>
-      </w:pPr>
-      <w:r>
-        <w:rPr>
-          <w:i w:val="0"/>
-        </w:rPr>
-        <w:t>Передается один байт:</w:t>
+        <w:pStyle w:val="ListBullet"/>
+        <w:spacing w:line="360" w:lineRule="auto"/>
+        <w:ind w:firstLine="0"/>
+      </w:pPr>
+      <w:r>
+        <w:rPr>
+          <w:rFonts w:ascii="Times New Roman" w:hAnsi="Times New Roman" w:eastAsia="Times New Roman"/>
+          <w:sz w:val="28"/>
+        </w:rPr>
+        <w:t>удобна для независимой проверки отдельных сообщений;</w:t>
+      </w:r>
+    </w:p>
+    <w:p>
+      <w:pPr>
+        <w:pStyle w:val="ListBullet"/>
+        <w:spacing w:line="360" w:lineRule="auto"/>
+        <w:ind w:firstLine="0"/>
+      </w:pPr>
+      <w:r>
+        <w:rPr>
+          <w:rFonts w:ascii="Times New Roman" w:hAnsi="Times New Roman" w:eastAsia="Times New Roman"/>
+          <w:sz w:val="28"/>
+        </w:rPr>
+        <w:t>после каждого нажатия кнопки начинается новое вычисление;</w:t>
+      </w:r>
+    </w:p>
+    <w:p>
+      <w:pPr>
+        <w:pStyle w:val="ListBullet"/>
+        <w:spacing w:line="360" w:lineRule="auto"/>
+        <w:ind w:firstLine="0"/>
+      </w:pPr>
+      <w:r>
+        <w:rPr>
+          <w:rFonts w:ascii="Times New Roman" w:hAnsi="Times New Roman" w:eastAsia="Times New Roman"/>
+          <w:sz w:val="28"/>
+        </w:rPr>
+        <w:t>хорошо подходит для дискретных запросов.</w:t>
       </w:r>
     </w:p>
     <w:p/>
     <w:p>
       <w:pPr>
-        <w:spacing w:line="360" w:lineRule="auto" w:after="80"/>
-        <w:ind w:firstLine="709"/>
-      </w:pPr>
-      <w:r>
-        <w:rPr>
-          <w:i w:val="0"/>
-        </w:rPr>
-        <w:t>0x41</w:t>
-      </w:r>
-    </w:p>
-    <w:p/>
-    <w:p>
-      <w:pPr>
-        <w:spacing w:line="360" w:lineRule="auto" w:after="80"/>
-        <w:ind w:firstLine="709"/>
-      </w:pPr>
-      <w:r>
-        <w:rPr>
-          <w:i w:val="0"/>
-        </w:rPr>
-        <w:t>После нажатия кнопки программа выдает:</w:t>
-      </w:r>
-    </w:p>
-    <w:p/>
-    <w:p>
-      <w:pPr>
-        <w:spacing w:line="360" w:lineRule="auto" w:after="80"/>
-        <w:ind w:firstLine="709"/>
-      </w:pPr>
-      <w:r>
-        <w:rPr>
-          <w:i w:val="0"/>
-        </w:rPr>
-        <w:t>CRC-8 = 0xC0</w:t>
-      </w:r>
-    </w:p>
-    <w:p/>
-    <w:p>
-      <w:pPr>
-        <w:spacing w:before="200" w:after="120"/>
+        <w:spacing w:before="160" w:after="120"/>
+        <w:ind w:firstLine="0"/>
       </w:pPr>
       <w:r>
         <w:rPr>
@@ -788,65 +1558,57 @@
           <w:b/>
           <w:sz w:val="28"/>
         </w:rPr>
-        <w:t>Эксперимент 2. Передача строки AAA</w:t>
+        <w:t>Версия без сброса</w:t>
       </w:r>
     </w:p>
     <w:p/>
     <w:p>
       <w:pPr>
-        <w:spacing w:line="360" w:lineRule="auto" w:after="80"/>
-        <w:ind w:firstLine="709"/>
-      </w:pPr>
-      <w:r>
-        <w:rPr>
-          <w:i w:val="0"/>
-        </w:rPr>
-        <w:t>После сброса аккумулятора передаются три байта:</w:t>
+        <w:pStyle w:val="ListBullet"/>
+        <w:spacing w:line="360" w:lineRule="auto"/>
+        <w:ind w:firstLine="0"/>
+      </w:pPr>
+      <w:r>
+        <w:rPr>
+          <w:rFonts w:ascii="Times New Roman" w:hAnsi="Times New Roman" w:eastAsia="Times New Roman"/>
+          <w:sz w:val="28"/>
+        </w:rPr>
+        <w:t>сохраняет промежуточное состояние аккумулятора;</w:t>
+      </w:r>
+    </w:p>
+    <w:p>
+      <w:pPr>
+        <w:pStyle w:val="ListBullet"/>
+        <w:spacing w:line="360" w:lineRule="auto"/>
+        <w:ind w:firstLine="0"/>
+      </w:pPr>
+      <w:r>
+        <w:rPr>
+          <w:rFonts w:ascii="Times New Roman" w:hAnsi="Times New Roman" w:eastAsia="Times New Roman"/>
+          <w:sz w:val="28"/>
+        </w:rPr>
+        <w:t>позволяет вести непрерывный подсчет CRC для потока сообщений;</w:t>
+      </w:r>
+    </w:p>
+    <w:p>
+      <w:pPr>
+        <w:pStyle w:val="ListBullet"/>
+        <w:spacing w:line="360" w:lineRule="auto"/>
+        <w:ind w:firstLine="0"/>
+      </w:pPr>
+      <w:r>
+        <w:rPr>
+          <w:rFonts w:ascii="Times New Roman" w:hAnsi="Times New Roman" w:eastAsia="Times New Roman"/>
+          <w:sz w:val="28"/>
+        </w:rPr>
+        <w:t>соответствует задаче модификации программы по техническому заданию.</w:t>
       </w:r>
     </w:p>
     <w:p/>
     <w:p>
       <w:pPr>
-        <w:spacing w:line="360" w:lineRule="auto" w:after="80"/>
-        <w:ind w:firstLine="709"/>
-      </w:pPr>
-      <w:r>
-        <w:rPr>
-          <w:i w:val="0"/>
-        </w:rPr>
-        <w:t>0x41 0x41 0x41</w:t>
-      </w:r>
-    </w:p>
-    <w:p/>
-    <w:p>
-      <w:pPr>
-        <w:spacing w:line="360" w:lineRule="auto" w:after="80"/>
-        <w:ind w:firstLine="709"/>
-      </w:pPr>
-      <w:r>
-        <w:rPr>
-          <w:i w:val="0"/>
-        </w:rPr>
-        <w:t>После нажатия кнопки программа выдает:</w:t>
-      </w:r>
-    </w:p>
-    <w:p/>
-    <w:p>
-      <w:pPr>
-        <w:spacing w:line="360" w:lineRule="auto" w:after="80"/>
-        <w:ind w:firstLine="709"/>
-      </w:pPr>
-      <w:r>
-        <w:rPr>
-          <w:i w:val="0"/>
-        </w:rPr>
-        <w:t>CRC-8 = 0x63</w:t>
-      </w:r>
-    </w:p>
-    <w:p/>
-    <w:p>
-      <w:pPr>
-        <w:spacing w:before="200" w:after="120"/>
+        <w:spacing w:before="240" w:after="120"/>
+        <w:ind w:firstLine="0"/>
       </w:pPr>
       <w:r>
         <w:rPr>
@@ -854,7 +1616,7 @@
           <w:b/>
           <w:sz w:val="32"/>
         </w:rPr>
-        <w:t>Почему при передаче AAA CRC меняется</w:t>
+        <w:t>Вывод</w:t>
       </w:r>
     </w:p>
     <w:p/>
@@ -867,284 +1629,13 @@
         <w:rPr>
           <w:i w:val="0"/>
         </w:rPr>
-        <w:t>Контрольная сумма CRC зависит не только от того, какие символы передаются, но и от длины сообщения и порядка следования байтов. После обработки первого символа формируется промежуточный остаток. При поступлении второго и третьего символов именно этот остаток участвует в дальнейших сдвигах и операциях XOR, поэтому конечный результат для AAA отличается от результата для одного символа A.</w:t>
-      </w:r>
-    </w:p>
-    <w:p/>
-    <w:p>
-      <w:pPr>
-        <w:spacing w:line="360" w:lineRule="auto" w:after="80"/>
-        <w:ind w:firstLine="709"/>
-      </w:pPr>
-      <w:r>
-        <w:rPr>
-          <w:i w:val="0"/>
-        </w:rPr>
-        <w:t>Иными словами, CRC(A) и CRC(AAA) — это контрольные суммы для двух разных сообщений, поэтому совпадать они не обязаны.</w:t>
-      </w:r>
-    </w:p>
-    <w:p/>
-    <w:p>
-      <w:pPr>
-        <w:spacing w:before="200" w:after="120"/>
-      </w:pPr>
-      <w:r>
-        <w:rPr>
-          <w:rFonts w:ascii="Times New Roman" w:hAnsi="Times New Roman" w:eastAsia="Times New Roman"/>
-          <w:b/>
-          <w:sz w:val="32"/>
-        </w:rPr>
-        <w:t>Проверка измененной версии</w:t>
-      </w:r>
-    </w:p>
-    <w:p/>
-    <w:p>
-      <w:pPr>
-        <w:spacing w:line="360" w:lineRule="auto" w:after="80"/>
-        <w:ind w:firstLine="709"/>
-      </w:pPr>
-      <w:r>
-        <w:rPr>
-          <w:i w:val="0"/>
-        </w:rPr>
-        <w:t>Во второй версии после нажатия кнопки аккумулятор CRC не сбрасывается.</w:t>
-      </w:r>
-    </w:p>
-    <w:p/>
-    <w:p>
-      <w:pPr>
-        <w:spacing w:line="360" w:lineRule="auto" w:after="80"/>
-        <w:ind w:firstLine="709"/>
-      </w:pPr>
-      <w:r>
-        <w:rPr>
-          <w:i w:val="0"/>
-        </w:rPr>
-        <w:t>Если:</w:t>
-      </w:r>
-    </w:p>
-    <w:p/>
-    <w:p>
-      <w:pPr>
-        <w:pStyle w:val="ListNumber"/>
-      </w:pPr>
-      <w:r>
-        <w:rPr>
-          <w:rFonts w:ascii="Times New Roman" w:hAnsi="Times New Roman" w:eastAsia="Times New Roman"/>
-          <w:sz w:val="28"/>
-        </w:rPr>
-        <w:t>отправить A;</w:t>
-      </w:r>
-    </w:p>
-    <w:p>
-      <w:pPr>
-        <w:spacing w:line="360" w:lineRule="auto" w:after="80"/>
-        <w:ind w:firstLine="709"/>
-      </w:pPr>
-      <w:r>
-        <w:rPr>
-          <w:i w:val="0"/>
-        </w:rPr>
-        <w:t>2. нажать кнопку;</w:t>
-      </w:r>
-    </w:p>
-    <w:p>
-      <w:pPr>
-        <w:spacing w:line="360" w:lineRule="auto" w:after="80"/>
-        <w:ind w:firstLine="709"/>
-      </w:pPr>
-      <w:r>
-        <w:rPr>
-          <w:i w:val="0"/>
-        </w:rPr>
-        <w:t>3. затем отправить AAA;</w:t>
-      </w:r>
-    </w:p>
-    <w:p>
-      <w:pPr>
-        <w:spacing w:line="360" w:lineRule="auto" w:after="80"/>
-        <w:ind w:firstLine="709"/>
-      </w:pPr>
-      <w:r>
-        <w:rPr>
-          <w:i w:val="0"/>
-        </w:rPr>
-        <w:t>4. снова нажать кнопку,</w:t>
-      </w:r>
-    </w:p>
-    <w:p/>
-    <w:p>
-      <w:pPr>
-        <w:spacing w:line="360" w:lineRule="auto" w:after="80"/>
-        <w:ind w:firstLine="709"/>
-      </w:pPr>
-      <w:r>
-        <w:rPr>
-          <w:i w:val="0"/>
-        </w:rPr>
-        <w:t>то будет рассчитана контрольная сумма уже не для новой строки AAA, а для общей последовательности AAAA.</w:t>
-      </w:r>
-    </w:p>
-    <w:p/>
-    <w:p>
-      <w:pPr>
-        <w:spacing w:line="360" w:lineRule="auto" w:after="80"/>
-        <w:ind w:firstLine="709"/>
-      </w:pPr>
-      <w:r>
-        <w:rPr>
-          <w:i w:val="0"/>
-        </w:rPr>
-        <w:t>В этом случае ожидаемый результат:</w:t>
-      </w:r>
-    </w:p>
-    <w:p/>
-    <w:p>
-      <w:pPr>
-        <w:spacing w:line="360" w:lineRule="auto" w:after="80"/>
-        <w:ind w:firstLine="709"/>
-      </w:pPr>
-      <w:r>
-        <w:rPr>
-          <w:i w:val="0"/>
-        </w:rPr>
-        <w:t>CRC-8 = 0xEE</w:t>
-      </w:r>
-    </w:p>
-    <w:p/>
-    <w:p>
-      <w:pPr>
-        <w:spacing w:before="200" w:after="120"/>
-      </w:pPr>
-      <w:r>
-        <w:rPr>
-          <w:rFonts w:ascii="Times New Roman" w:hAnsi="Times New Roman" w:eastAsia="Times New Roman"/>
-          <w:b/>
-          <w:sz w:val="32"/>
-        </w:rPr>
-        <w:t>Итоги сравнения двух версий</w:t>
-      </w:r>
-    </w:p>
-    <w:p/>
-    <w:p>
-      <w:pPr>
-        <w:spacing w:before="200" w:after="120"/>
-      </w:pPr>
-      <w:r>
-        <w:rPr>
-          <w:rFonts w:ascii="Times New Roman" w:hAnsi="Times New Roman" w:eastAsia="Times New Roman"/>
-          <w:b/>
-          <w:sz w:val="28"/>
-        </w:rPr>
-        <w:t>Версия со сбросом</w:t>
-      </w:r>
-    </w:p>
-    <w:p/>
-    <w:p>
-      <w:pPr>
-        <w:pStyle w:val="ListBullet"/>
-      </w:pPr>
-      <w:r>
-        <w:rPr>
-          <w:rFonts w:ascii="Times New Roman" w:hAnsi="Times New Roman" w:eastAsia="Times New Roman"/>
-          <w:sz w:val="28"/>
-        </w:rPr>
-        <w:t>удобна для независимой проверки отдельных сообщений;</w:t>
-      </w:r>
-    </w:p>
-    <w:p>
-      <w:pPr>
-        <w:pStyle w:val="ListBullet"/>
-      </w:pPr>
-      <w:r>
-        <w:rPr>
-          <w:rFonts w:ascii="Times New Roman" w:hAnsi="Times New Roman" w:eastAsia="Times New Roman"/>
-          <w:sz w:val="28"/>
-        </w:rPr>
-        <w:t>после каждого нажатия кнопки начинается новое вычисление CRC.</w:t>
-      </w:r>
-    </w:p>
-    <w:p/>
-    <w:p>
-      <w:pPr>
-        <w:spacing w:before="200" w:after="120"/>
-      </w:pPr>
-      <w:r>
-        <w:rPr>
-          <w:rFonts w:ascii="Times New Roman" w:hAnsi="Times New Roman" w:eastAsia="Times New Roman"/>
-          <w:b/>
-          <w:sz w:val="28"/>
-        </w:rPr>
-        <w:t>Версия без сброса</w:t>
-      </w:r>
-    </w:p>
-    <w:p/>
-    <w:p>
-      <w:pPr>
-        <w:pStyle w:val="ListBullet"/>
-      </w:pPr>
-      <w:r>
-        <w:rPr>
-          <w:rFonts w:ascii="Times New Roman" w:hAnsi="Times New Roman" w:eastAsia="Times New Roman"/>
-          <w:sz w:val="28"/>
-        </w:rPr>
-        <w:t>сохраняет предыдущее состояние аккумулятора;</w:t>
-      </w:r>
-    </w:p>
-    <w:p>
-      <w:pPr>
-        <w:pStyle w:val="ListBullet"/>
-      </w:pPr>
-      <w:r>
-        <w:rPr>
-          <w:rFonts w:ascii="Times New Roman" w:hAnsi="Times New Roman" w:eastAsia="Times New Roman"/>
-          <w:sz w:val="28"/>
-        </w:rPr>
-        <w:t>позволяет накапливать CRC для непрерывного потока данных;</w:t>
-      </w:r>
-    </w:p>
-    <w:p>
-      <w:pPr>
-        <w:pStyle w:val="ListBullet"/>
-      </w:pPr>
-      <w:r>
-        <w:rPr>
-          <w:rFonts w:ascii="Times New Roman" w:hAnsi="Times New Roman" w:eastAsia="Times New Roman"/>
-          <w:sz w:val="28"/>
-        </w:rPr>
-        <w:t>лучше соответствует режиму непрерывной обработки последовательности сообщений.</w:t>
-      </w:r>
-    </w:p>
-    <w:p/>
-    <w:p>
-      <w:pPr>
-        <w:spacing w:before="200" w:after="120"/>
-      </w:pPr>
-      <w:r>
-        <w:rPr>
-          <w:rFonts w:ascii="Times New Roman" w:hAnsi="Times New Roman" w:eastAsia="Times New Roman"/>
-          <w:b/>
-          <w:sz w:val="32"/>
-        </w:rPr>
-        <w:t>Вывод</w:t>
-      </w:r>
-    </w:p>
-    <w:p/>
-    <w:p>
-      <w:pPr>
-        <w:spacing w:line="360" w:lineRule="auto" w:after="80"/>
-        <w:ind w:firstLine="709"/>
-      </w:pPr>
-      <w:r>
-        <w:rPr>
-          <w:i w:val="0"/>
-        </w:rPr>
-        <w:t>В ходе лабораторной работы был реализован сервер на базе Arduino Uno, принимающий данные по UART и вычисляющий контрольную сумму CRC-8 по заданному порождающему полиному. Была исследована работа алгоритма на примерах передачи A и AAA, а также показано различие между режимом со сбросом аккумулятора и режимом накопления CRC для последовательного потока данных.</w:t>
-      </w:r>
-    </w:p>
-    <w:p>
-      <w:pPr>
-        <w:spacing w:before="200" w:after="120"/>
+        <w:t>В ходе лабораторной работы был реализован сервер на базе Arduino Uno, принимающий данные по UART и вычисляющий контрольную сумму CRC-8 по заданному порождающему полиному 0x07. Было показано, что для одного символа A получается CRC-8 = 0xC0, а для строки AAA — CRC-8 = 0x63, что объясняется зависимостью алгоритма от длины и структуры сообщения. Также была разработана модифицированная версия программы, в которой контрольная сумма после нажатия кнопки не сбрасывается и продолжает накапливаться для последующих сообщений.</w:t>
+      </w:r>
+    </w:p>
+    <w:p>
+      <w:pPr>
+        <w:spacing w:before="240" w:after="120"/>
+        <w:ind w:firstLine="0"/>
       </w:pPr>
       <w:r>
         <w:rPr>
@@ -1381,7 +1872,8 @@
     </w:tbl>
     <w:p>
       <w:pPr>
-        <w:spacing w:before="200" w:after="120"/>
+        <w:spacing w:before="240" w:after="120"/>
+        <w:ind w:firstLine="0"/>
       </w:pPr>
       <w:r>
         <w:rPr>
@@ -1412,7 +1904,7 @@
                     <pic:cNvPicPr/>
                   </pic:nvPicPr>
                   <pic:blipFill>
-                    <a:blip r:embed="rId9"/>
+                    <a:blip r:embed="rId10"/>
                     <a:stretch>
                       <a:fillRect/>
                     </a:stretch>
@@ -1433,6 +1925,7 @@
     </w:p>
     <w:p>
       <w:pPr>
+        <w:spacing w:after="160"/>
         <w:jc w:val="center"/>
       </w:pPr>
       <w:r>
@@ -1441,7 +1934,7 @@
           <w:i/>
           <w:sz w:val="24"/>
         </w:rPr>
-        <w:t>Рисунок 1 - Схема подключения CRC-8 сервера</w:t>
+        <w:t>Рисунок 1 - Структурная схема подключения CRC-8 сервера</w:t>
       </w:r>
     </w:p>
     <w:p>
@@ -1451,7 +1944,7 @@
       <w:r>
         <w:drawing>
           <wp:inline xmlns:a="http://schemas.openxmlformats.org/drawingml/2006/main" xmlns:pic="http://schemas.openxmlformats.org/drawingml/2006/picture">
-            <wp:extent cx="5220000" cy="3915000"/>
+            <wp:extent cx="5220000" cy="3001500"/>
             <wp:docPr id="2" name="Picture 2"/>
             <wp:cNvGraphicFramePr>
               <a:graphicFrameLocks noChangeAspect="1"/>
@@ -1460,59 +1953,7 @@
               <a:graphicData uri="http://schemas.openxmlformats.org/drawingml/2006/picture">
                 <pic:pic>
                   <pic:nvPicPr>
-                    <pic:cNvPr id="0" name="lab3_board_close.jpg"/>
-                    <pic:cNvPicPr/>
-                  </pic:nvPicPr>
-                  <pic:blipFill>
-                    <a:blip r:embed="rId10"/>
-                    <a:stretch>
-                      <a:fillRect/>
-                    </a:stretch>
-                  </pic:blipFill>
-                  <pic:spPr>
-                    <a:xfrm>
-                      <a:off x="0" y="0"/>
-                      <a:ext cx="5220000" cy="3915000"/>
-                    </a:xfrm>
-                    <a:prstGeom prst="rect"/>
-                  </pic:spPr>
-                </pic:pic>
-              </a:graphicData>
-            </a:graphic>
-          </wp:inline>
-        </w:drawing>
-      </w:r>
-    </w:p>
-    <w:p>
-      <w:pPr>
-        <w:jc w:val="center"/>
-      </w:pPr>
-      <w:r>
-        <w:rPr>
-          <w:rFonts w:ascii="Times New Roman" w:hAnsi="Times New Roman" w:eastAsia="Times New Roman"/>
-          <w:i/>
-          <w:sz w:val="24"/>
-        </w:rPr>
-        <w:t>Рисунок 2 - Подключение кнопки к Arduino Uno</w:t>
-      </w:r>
-    </w:p>
-    <w:p>
-      <w:pPr>
-        <w:jc w:val="center"/>
-      </w:pPr>
-      <w:r>
-        <w:drawing>
-          <wp:inline xmlns:a="http://schemas.openxmlformats.org/drawingml/2006/main" xmlns:pic="http://schemas.openxmlformats.org/drawingml/2006/picture">
-            <wp:extent cx="5220000" cy="3915000"/>
-            <wp:docPr id="3" name="Picture 3"/>
-            <wp:cNvGraphicFramePr>
-              <a:graphicFrameLocks noChangeAspect="1"/>
-            </wp:cNvGraphicFramePr>
-            <a:graphic>
-              <a:graphicData uri="http://schemas.openxmlformats.org/drawingml/2006/picture">
-                <pic:pic>
-                  <pic:nvPicPr>
-                    <pic:cNvPr id="0" name="lab3_stand_photo.jpg"/>
+                    <pic:cNvPr id="0" name="lab3_proteus_overview.png"/>
                     <pic:cNvPicPr/>
                   </pic:nvPicPr>
                   <pic:blipFill>
@@ -1524,7 +1965,7 @@
                   <pic:spPr>
                     <a:xfrm>
                       <a:off x="0" y="0"/>
-                      <a:ext cx="5220000" cy="3915000"/>
+                      <a:ext cx="5220000" cy="3001500"/>
                     </a:xfrm>
                     <a:prstGeom prst="rect"/>
                   </pic:spPr>
@@ -1537,6 +1978,7 @@
     </w:p>
     <w:p>
       <w:pPr>
+        <w:spacing w:after="160"/>
         <w:jc w:val="center"/>
       </w:pPr>
       <w:r>
@@ -1545,7 +1987,60 @@
           <w:i/>
           <w:sz w:val="24"/>
         </w:rPr>
-        <w:t>Рисунок 3 - Собранный стенд лабораторной работы</w:t>
+        <w:t>Рисунок 2 - Внешний вид модели CRC-8 сервера в Proteus 8.13</w:t>
+      </w:r>
+    </w:p>
+    <w:p>
+      <w:pPr>
+        <w:jc w:val="center"/>
+      </w:pPr>
+      <w:r>
+        <w:drawing>
+          <wp:inline xmlns:a="http://schemas.openxmlformats.org/drawingml/2006/main" xmlns:pic="http://schemas.openxmlformats.org/drawingml/2006/picture">
+            <wp:extent cx="5220000" cy="3001500"/>
+            <wp:docPr id="3" name="Picture 3"/>
+            <wp:cNvGraphicFramePr>
+              <a:graphicFrameLocks noChangeAspect="1"/>
+            </wp:cNvGraphicFramePr>
+            <a:graphic>
+              <a:graphicData uri="http://schemas.openxmlformats.org/drawingml/2006/picture">
+                <pic:pic>
+                  <pic:nvPicPr>
+                    <pic:cNvPr id="0" name="lab3_proteus_runtime.png"/>
+                    <pic:cNvPicPr/>
+                  </pic:nvPicPr>
+                  <pic:blipFill>
+                    <a:blip r:embed="rId12"/>
+                    <a:stretch>
+                      <a:fillRect/>
+                    </a:stretch>
+                  </pic:blipFill>
+                  <pic:spPr>
+                    <a:xfrm>
+                      <a:off x="0" y="0"/>
+                      <a:ext cx="5220000" cy="3001500"/>
+                    </a:xfrm>
+                    <a:prstGeom prst="rect"/>
+                  </pic:spPr>
+                </pic:pic>
+              </a:graphicData>
+            </a:graphic>
+          </wp:inline>
+        </w:drawing>
+      </w:r>
+    </w:p>
+    <w:p>
+      <w:pPr>
+        <w:spacing w:after="160"/>
+        <w:jc w:val="center"/>
+      </w:pPr>
+      <w:r>
+        <w:rPr>
+          <w:rFonts w:ascii="Times New Roman" w:hAnsi="Times New Roman" w:eastAsia="Times New Roman"/>
+          <w:i/>
+          <w:sz w:val="24"/>
+        </w:rPr>
+        <w:t>Рисунок 3 - Модель в Proteus в процессе выполнения</w:t>
       </w:r>
     </w:p>
     <w:p>
@@ -1564,11 +2059,11 @@
               <a:graphicData uri="http://schemas.openxmlformats.org/drawingml/2006/picture">
                 <pic:pic>
                   <pic:nvPicPr>
-                    <pic:cNvPr id="0" name="lab3_serial_photo.jpg"/>
+                    <pic:cNvPr id="0" name="lab3_button_photo.jpg"/>
                     <pic:cNvPicPr/>
                   </pic:nvPicPr>
                   <pic:blipFill>
-                    <a:blip r:embed="rId12"/>
+                    <a:blip r:embed="rId13"/>
                     <a:stretch>
                       <a:fillRect/>
                     </a:stretch>
@@ -1589,6 +2084,7 @@
     </w:p>
     <w:p>
       <w:pPr>
+        <w:spacing w:after="160"/>
         <w:jc w:val="center"/>
       </w:pPr>
       <w:r>
@@ -1597,7 +2093,113 @@
           <w:i/>
           <w:sz w:val="24"/>
         </w:rPr>
-        <w:t>Рисунок 4 - Фото вывода результатов в Serial Monitor</w:t>
+        <w:t>Рисунок 4 - Реальное подключение кнопки к Arduino Uno</w:t>
+      </w:r>
+    </w:p>
+    <w:p>
+      <w:pPr>
+        <w:jc w:val="center"/>
+      </w:pPr>
+      <w:r>
+        <w:drawing>
+          <wp:inline xmlns:a="http://schemas.openxmlformats.org/drawingml/2006/main" xmlns:pic="http://schemas.openxmlformats.org/drawingml/2006/picture">
+            <wp:extent cx="5220000" cy="6960000"/>
+            <wp:docPr id="5" name="Picture 5"/>
+            <wp:cNvGraphicFramePr>
+              <a:graphicFrameLocks noChangeAspect="1"/>
+            </wp:cNvGraphicFramePr>
+            <a:graphic>
+              <a:graphicData uri="http://schemas.openxmlformats.org/drawingml/2006/picture">
+                <pic:pic>
+                  <pic:nvPicPr>
+                    <pic:cNvPr id="0" name="lab3_stand_photo.jpg"/>
+                    <pic:cNvPicPr/>
+                  </pic:nvPicPr>
+                  <pic:blipFill>
+                    <a:blip r:embed="rId14"/>
+                    <a:stretch>
+                      <a:fillRect/>
+                    </a:stretch>
+                  </pic:blipFill>
+                  <pic:spPr>
+                    <a:xfrm>
+                      <a:off x="0" y="0"/>
+                      <a:ext cx="5220000" cy="6960000"/>
+                    </a:xfrm>
+                    <a:prstGeom prst="rect"/>
+                  </pic:spPr>
+                </pic:pic>
+              </a:graphicData>
+            </a:graphic>
+          </wp:inline>
+        </w:drawing>
+      </w:r>
+    </w:p>
+    <w:p>
+      <w:pPr>
+        <w:spacing w:after="160"/>
+        <w:jc w:val="center"/>
+      </w:pPr>
+      <w:r>
+        <w:rPr>
+          <w:rFonts w:ascii="Times New Roman" w:hAnsi="Times New Roman" w:eastAsia="Times New Roman"/>
+          <w:i/>
+          <w:sz w:val="24"/>
+        </w:rPr>
+        <w:t>Рисунок 5 - Собранный стенд лабораторной работы</w:t>
+      </w:r>
+    </w:p>
+    <w:p>
+      <w:pPr>
+        <w:jc w:val="center"/>
+      </w:pPr>
+      <w:r>
+        <w:drawing>
+          <wp:inline xmlns:a="http://schemas.openxmlformats.org/drawingml/2006/main" xmlns:pic="http://schemas.openxmlformats.org/drawingml/2006/picture">
+            <wp:extent cx="5220000" cy="6960000"/>
+            <wp:docPr id="6" name="Picture 6"/>
+            <wp:cNvGraphicFramePr>
+              <a:graphicFrameLocks noChangeAspect="1"/>
+            </wp:cNvGraphicFramePr>
+            <a:graphic>
+              <a:graphicData uri="http://schemas.openxmlformats.org/drawingml/2006/picture">
+                <pic:pic>
+                  <pic:nvPicPr>
+                    <pic:cNvPr id="0" name="lab3_serial_photo.jpg"/>
+                    <pic:cNvPicPr/>
+                  </pic:nvPicPr>
+                  <pic:blipFill>
+                    <a:blip r:embed="rId15"/>
+                    <a:stretch>
+                      <a:fillRect/>
+                    </a:stretch>
+                  </pic:blipFill>
+                  <pic:spPr>
+                    <a:xfrm>
+                      <a:off x="0" y="0"/>
+                      <a:ext cx="5220000" cy="6960000"/>
+                    </a:xfrm>
+                    <a:prstGeom prst="rect"/>
+                  </pic:spPr>
+                </pic:pic>
+              </a:graphicData>
+            </a:graphic>
+          </wp:inline>
+        </w:drawing>
+      </w:r>
+    </w:p>
+    <w:p>
+      <w:pPr>
+        <w:spacing w:after="160"/>
+        <w:jc w:val="center"/>
+      </w:pPr>
+      <w:r>
+        <w:rPr>
+          <w:rFonts w:ascii="Times New Roman" w:hAnsi="Times New Roman" w:eastAsia="Times New Roman"/>
+          <w:i/>
+          <w:sz w:val="24"/>
+        </w:rPr>
+        <w:t>Рисунок 6 - Фото вывода результатов в Serial Monitor</w:t>
       </w:r>
     </w:p>
     <w:p>
@@ -1608,7 +2210,7 @@
         <w:drawing>
           <wp:inline xmlns:a="http://schemas.openxmlformats.org/drawingml/2006/main" xmlns:pic="http://schemas.openxmlformats.org/drawingml/2006/picture">
             <wp:extent cx="5220000" cy="3132000"/>
-            <wp:docPr id="5" name="Picture 5"/>
+            <wp:docPr id="7" name="Picture 7"/>
             <wp:cNvGraphicFramePr>
               <a:graphicFrameLocks noChangeAspect="1"/>
             </wp:cNvGraphicFramePr>
@@ -1620,7 +2222,7 @@
                     <pic:cNvPicPr/>
                   </pic:nvPicPr>
                   <pic:blipFill>
-                    <a:blip r:embed="rId13"/>
+                    <a:blip r:embed="rId16"/>
                     <a:stretch>
                       <a:fillRect/>
                     </a:stretch>
@@ -1641,6 +2243,7 @@
     </w:p>
     <w:p>
       <w:pPr>
+        <w:spacing w:after="160"/>
         <w:jc w:val="center"/>
       </w:pPr>
       <w:r>
@@ -1649,7 +2252,7 @@
           <w:i/>
           <w:sz w:val="24"/>
         </w:rPr>
-        <w:t>Рисунок 5 - Пример работы версии со сбросом CRC</w:t>
+        <w:t>Рисунок 7 - Пример работы версии со сбросом CRC</w:t>
       </w:r>
     </w:p>
     <w:p>
@@ -1660,7 +2263,7 @@
         <w:drawing>
           <wp:inline xmlns:a="http://schemas.openxmlformats.org/drawingml/2006/main" xmlns:pic="http://schemas.openxmlformats.org/drawingml/2006/picture">
             <wp:extent cx="5220000" cy="3132000"/>
-            <wp:docPr id="6" name="Picture 6"/>
+            <wp:docPr id="8" name="Picture 8"/>
             <wp:cNvGraphicFramePr>
               <a:graphicFrameLocks noChangeAspect="1"/>
             </wp:cNvGraphicFramePr>
@@ -1672,7 +2275,7 @@
                     <pic:cNvPicPr/>
                   </pic:nvPicPr>
                   <pic:blipFill>
-                    <a:blip r:embed="rId14"/>
+                    <a:blip r:embed="rId17"/>
                     <a:stretch>
                       <a:fillRect/>
                     </a:stretch>
@@ -1693,6 +2296,7 @@
     </w:p>
     <w:p>
       <w:pPr>
+        <w:spacing w:after="160"/>
         <w:jc w:val="center"/>
       </w:pPr>
       <w:r>
@@ -1701,12 +2305,13 @@
           <w:i/>
           <w:sz w:val="24"/>
         </w:rPr>
-        <w:t>Рисунок 6 - Пример работы версии без сброса CRC</w:t>
-      </w:r>
-    </w:p>
-    <w:p>
-      <w:pPr>
-        <w:spacing w:before="200" w:after="120"/>
+        <w:t>Рисунок 8 - Пример работы версии без сброса CRC</w:t>
+      </w:r>
+    </w:p>
+    <w:p>
+      <w:pPr>
+        <w:spacing w:before="240" w:after="120"/>
+        <w:ind w:firstLine="0"/>
       </w:pPr>
       <w:r>
         <w:rPr>
@@ -4231,13 +4836,31 @@
     </w:p>
     <w:p/>
     <w:sectPr>
+      <w:footerReference w:type="default" r:id="rId9"/>
       <w:pgSz w:w="12240" w:h="15840"/>
       <w:pgMar w:top="1134" w:right="850" w:bottom="1134" w:left="1701" w:header="720" w:footer="720" w:gutter="0"/>
       <w:cols w:space="720"/>
+      <w:titlePg/>
       <w:docGrid w:linePitch="360"/>
     </w:sectPr>
   </w:body>
 </w:document>
+</file>
+
+<file path=word/footer1.xml><?xml version="1.0" encoding="utf-8"?>
+<w:ftr xmlns:m="http://schemas.openxmlformats.org/officeDocument/2006/math" xmlns:mc="http://schemas.openxmlformats.org/markup-compatibility/2006" xmlns:mo="http://schemas.microsoft.com/office/mac/office/2008/main" xmlns:mv="urn:schemas-microsoft-com:mac:vml" xmlns:o="urn:schemas-microsoft-com:office:office" xmlns:r="http://schemas.openxmlformats.org/officeDocument/2006/relationships" xmlns:v="urn:schemas-microsoft-com:vml" xmlns:w10="urn:schemas-microsoft-com:office:word" xmlns:w14="http://schemas.microsoft.com/office/word/2010/wordml" xmlns:w="http://schemas.openxmlformats.org/wordprocessingml/2006/main" xmlns:wne="http://schemas.microsoft.com/office/word/2006/wordml" xmlns:wp14="http://schemas.microsoft.com/office/word/2010/wordprocessingDrawing" xmlns:wp="http://schemas.openxmlformats.org/drawingml/2006/wordprocessingDrawing" xmlns:wpc="http://schemas.microsoft.com/office/word/2010/wordprocessingCanvas" xmlns:wpg="http://schemas.microsoft.com/office/word/2010/wordprocessingGroup" xmlns:wpi="http://schemas.microsoft.com/office/word/2010/wordprocessingInk" xmlns:wps="http://schemas.microsoft.com/office/word/2010/wordprocessingShape" mc:Ignorable="w14 wp14">
+  <w:p>
+    <w:pPr>
+      <w:pStyle w:val="Footer"/>
+      <w:jc w:val="center"/>
+    </w:pPr>
+    <w:r>
+      <w:fldChar w:fldCharType="begin"/>
+      <w:instrText xml:space="preserve">PAGE</w:instrText>
+      <w:fldChar w:fldCharType="end"/>
+    </w:r>
+  </w:p>
+</w:ftr>
 </file>
 
 <file path=word/numbering.xml><?xml version="1.0" encoding="utf-8"?>
@@ -4603,6 +5226,10 @@
     <w:name w:val="Normal"/>
     <w:qFormat/>
     <w:rsid w:val="00FC693F"/>
+    <w:pPr>
+      <w:spacing w:line="360" w:lineRule="auto"/>
+      <w:ind w:firstLine="709"/>
+    </w:pPr>
     <w:rPr>
       <w:rFonts w:ascii="Times New Roman" w:hAnsi="Times New Roman" w:eastAsia="Times New Roman"/>
       <w:sz w:val="28"/>
